--- a/Docs_Contest/NDTP_proekt_AMSUR.docx
+++ b/Docs_Contest/NDTP_proekt_AMSUR.docx
@@ -11,7 +11,19 @@
           <w:b/>
           <w:sz w:val="32"/>
         </w:rPr>
-        <w:t>Автоматическое составление школьного расписания</w:t>
+        <w:t>Школьное расписание без «окон»:</w:t>
+      </w:r>
+    </w:p>
+    <w:p>
+      <w:pPr>
+        <w:jc w:val="center"/>
+      </w:pPr>
+      <w:r>
+        <w:rPr>
+          <w:b/>
+          <w:sz w:val="28"/>
+        </w:rPr>
+        <w:t>программа составляет, человек объясняет</w:t>
       </w:r>
     </w:p>
     <w:p>
@@ -91,7 +103,7 @@
         <w:rPr>
           <w:b/>
         </w:rPr>
-        <w:t>1. Введение. Актуальность</w:t>
+        <w:t>1. Зачем это нужно</w:t>
       </w:r>
     </w:p>
     <w:p>
@@ -100,7 +112,7 @@
         <w:jc w:val="both"/>
       </w:pPr>
       <w:r>
-        <w:t>Составление школьного расписания — NP-трудная задача комбинаторной оптимизации: десятки классов в две смены, около сотни учителей, подгруппы, кабинеты, нормы нагрузки. В типовой школе завуч тратит на расписание несколько дней ручной работы, при этом в расписании остаются «окна» у учеников и неравномерные по трудности дни.</w:t>
+        <w:t>Каждый сентябрь завуч собирает расписание вручную несколько дней. Учителей нельзя ставить в два места сразу, у классов не должно быть «окон», надо уложиться в нормы. Я сфотографировал висящее расписание своей школы, перевёл его в таблицу (24 класса с 5-го по 11-й, 769 часов в неделю) и проверил программой. У учителей нашлось 140 «окон», то есть пустых уроков посреди дня. Цель простая: собрать то же самое автоматом, но чище, и показать разницу цифрами.</w:t>
       </w:r>
     </w:p>
     <w:p>
@@ -109,7 +121,16 @@
         <w:jc w:val="both"/>
       </w:pPr>
       <w:r>
-        <w:t>Существующие решения: платные закрытые программы (1С:Автоматизированное составление расписания, aSc Timetables — требуют специалиста) и бесплатный FET (английский интерфейс, долгий счёт, одно расписание без объяснения). Ниша настоящего проекта: бесплатный русскоязычный инструмент, который за секунды даёт несколько объяснённых вариантов расписания для белорусской двухсменной школы и работает на обычном школьном компьютере без интернета.</w:t>
+        <w:t>Такая задача называется NP-трудной. Вариантов слишком много, поэтому идеальное расписание за разумное время построить нельзя. Все честные программы ищут лучшее найденное, моя тоже. Это написано в её окне, не скрываю.</w:t>
+      </w:r>
+    </w:p>
+    <w:p>
+      <w:pPr>
+        <w:ind w:firstLine="709"/>
+        <w:jc w:val="both"/>
+      </w:pPr>
+      <w:r>
+        <w:t>Готовые решения не подошли. Платные программы стоят денег и закрыты, нужен специалист. Бесплатная считает долго, на английском и даёт один вариант без объяснений. А завучу надо: бесплатно, по-русски, быстро и с ответом «почему так». Моя программа так и работает: таблица из Excel, кнопка, пять вариантов с объяснением, ручная правка, выгрузка в Excel. Интернет не нужен, код открыт.</w:t>
       </w:r>
     </w:p>
     <w:p>
@@ -120,7 +141,7 @@
         <w:rPr>
           <w:b/>
         </w:rPr>
-        <w:t>2. Постановка задачи</w:t>
+        <w:t>2. Что умеет программа</w:t>
       </w:r>
     </w:p>
     <w:p>
@@ -129,7 +150,7 @@
         <w:jc w:val="both"/>
       </w:pPr>
       <w:r>
-        <w:t>Вход программы: классы и смены, предметы и недельные часы, учителя и их предметы, кабинеты, деления на подгруппы, правила школы. Выход: пять разнообразных допустимых вариантов расписания на неделю с объяснением оценки каждого, возможностью ручной правки и выгрузкой в Excel.</w:t>
+        <w:t>На входе классы и смены, предметы с часами, учителя, кабинеты, подгруппы и правила. На выходе пять разных расписаний на неделю. У каждого оценка словами и разбор трёх причин с именами: кто виноват, класс, учитель, день. Выбранное можно править руками. Каждый ход заранее оценён: можно, можно с ухудшением или запрещено, и написано почему.</w:t>
       </w:r>
     </w:p>
     <w:p>
@@ -138,16 +159,7 @@
         <w:jc w:val="both"/>
       </w:pPr>
       <w:r>
-        <w:t>Ограничения делятся на два типа. Жёсткие (нарушить нельзя): один учитель, класс и кабинет в один момент — только в одном месте; смена класса; синхронность подгрупп; ноль «окон» у учеников и начало дня не позже 2-го урока; дневные лимиты; физкультура не ставится три дня подряд. Мягкие (пожелания со штрафами): окна учителей внутри смены, перерывы между сменами, тяжёлые уроки на краю дня, повторы предмета за день, кабинеты, а также школьные правила: пик нагрузки во вторник, среду и пятницу; семь предметов (физкультура, математика, русский, белорусский и иностранный языки, химия, физика) стоят первым или последним уроком не более раза в неделю; сложные и лёгкие уроки чередуются в течение дня.</w:t>
-      </w:r>
-    </w:p>
-    <w:p>
-      <w:pPr>
-        <w:ind w:firstLine="709"/>
-        <w:jc w:val="both"/>
-      </w:pPr>
-      <w:r>
-        <w:t>Классный час, факультатив «Великая Отечественная война» для 9-х классов и другие факультативы присутствуют в расписании (занимают слот, ставятся на край дня), но уроком не считаются: не входят в часы учеников и учителей, не создают «окон» и не учитываются в дневных нормах. Недельная норма учителя — 25 часов — контролируется программой как индикатор перегрузки.</w:t>
+        <w:t>Запреты двух видов. Жёсткие нарушать нельзя: один учитель, класс и кабинет в один момент только в одном месте. Классы учатся в свою смену. Половинки делённых классов начинают вместе. У учеников ноль «окон», день начинается не позже второго урока. Дневные лимиты. Физкультура не три дня подряд. Мягкие, это пожелания со штрафами: окна учителей, разрывы между сменами, тяжёлое на краю дня, повторы за день, кабинеты. Плюс семь правил от человека, который делает расписание в школе.</w:t>
       </w:r>
     </w:p>
     <w:tbl>
@@ -172,7 +184,7 @@
                 <w:b/>
                 <w:sz w:val="24"/>
               </w:rPr>
-              <w:t>Школьное правило</w:t>
+              <w:t>Правило</w:t>
             </w:r>
           </w:p>
         </w:tc>
@@ -187,7 +199,7 @@
                 <w:b/>
                 <w:sz w:val="24"/>
               </w:rPr>
-              <w:t>Как учтено в программе</w:t>
+              <w:t>Как учтено</w:t>
             </w:r>
           </w:p>
         </w:tc>
@@ -217,7 +229,7 @@
               <w:rPr>
                 <w:sz w:val="24"/>
               </w:rPr>
-              <w:t>Край дня, в часы и «окна» не входят</w:t>
+              <w:t>Стоят с краю, в часы и «окна» не входят</w:t>
             </w:r>
           </w:p>
         </w:tc>
@@ -233,7 +245,7 @@
               <w:rPr>
                 <w:sz w:val="24"/>
               </w:rPr>
-              <w:t>Пик нагрузки — Вт, Ср, Пт</w:t>
+              <w:t>Пик — вторник, среда, пятница</w:t>
             </w:r>
           </w:p>
         </w:tc>
@@ -247,7 +259,7 @@
               <w:rPr>
                 <w:sz w:val="24"/>
               </w:rPr>
-              <w:t>Тяжёлые вне пика штрафуются</w:t>
+              <w:t>Тяжёлое вне пика штрафуется</w:t>
             </w:r>
           </w:p>
         </w:tc>
@@ -277,7 +289,7 @@
               <w:rPr>
                 <w:sz w:val="24"/>
               </w:rPr>
-              <w:t>Жёсткий запрет</w:t>
+              <w:t>Запрещено</w:t>
             </w:r>
           </w:p>
         </w:tc>
@@ -307,7 +319,7 @@
               <w:rPr>
                 <w:sz w:val="24"/>
               </w:rPr>
-              <w:t>Повторные края штрафуются</w:t>
+              <w:t>Лишнее штрафуется</w:t>
             </w:r>
           </w:p>
         </w:tc>
@@ -323,7 +335,7 @@
               <w:rPr>
                 <w:sz w:val="24"/>
               </w:rPr>
-              <w:t>Чередование сложных и лёгких</w:t>
+              <w:t>Сложное и лёгкое чередуются</w:t>
             </w:r>
           </w:p>
         </w:tc>
@@ -337,7 +349,7 @@
               <w:rPr>
                 <w:sz w:val="24"/>
               </w:rPr>
-              <w:t>Соседи одной тяжести штрафуются</w:t>
+              <w:t>Одинаковые соседи штрафуются</w:t>
             </w:r>
           </w:p>
         </w:tc>
@@ -353,7 +365,7 @@
               <w:rPr>
                 <w:sz w:val="24"/>
               </w:rPr>
-              <w:t>Норма учителя 25 ч/нед</w:t>
+              <w:t>Норма учителя — 25 часов</w:t>
             </w:r>
           </w:p>
         </w:tc>
@@ -367,7 +379,7 @@
               <w:rPr>
                 <w:sz w:val="24"/>
               </w:rPr>
-              <w:t>Превышение подсвечивается</w:t>
+              <w:t>Перегруз подсвечивается</w:t>
             </w:r>
           </w:p>
         </w:tc>
@@ -397,7 +409,7 @@
               <w:rPr>
                 <w:sz w:val="24"/>
               </w:rPr>
-              <w:t>Край дня, не урок</w:t>
+              <w:t>С краю, уроком не считается</w:t>
             </w:r>
           </w:p>
         </w:tc>
@@ -409,7 +421,7 @@
         <w:jc w:val="both"/>
       </w:pPr>
       <w:r>
-        <w:t>Результат работы программы честно называется «лучшее найденное расписание», а не «оптимальное»: поиск ограничен временем. Это зафиксировано в интерфейсе программы и в настоящей работе.</w:t>
+        <w:t>Про классный час отдельно. Он стоит в четверг первым уроком, место занимает, но уроком не считается. Не входит в часы, не делает «окон», не тратит нормы. Так же устроены факультатив про войну у 9-х и остальные факультативы. Результат всегда называется «лучшее найденное», не «оптимальное», поиск ограничен временем.</w:t>
       </w:r>
     </w:p>
     <w:p>
@@ -420,7 +432,7 @@
         <w:rPr>
           <w:b/>
         </w:rPr>
-        <w:t>3. Метод и архитектура</w:t>
+        <w:t>3. Как она устроена</w:t>
       </w:r>
     </w:p>
     <w:p>
@@ -429,7 +441,7 @@
         <w:jc w:val="both"/>
       </w:pPr>
       <w:r>
-        <w:t>Стек: язык C#, платформа .NET, интерфейс WPF, база данных SQLite, решатель Google OR-Tools CP-SAT и собственный локальный поиск. Конвейер генерации: 1) жадный конструктивный старт (вся школа — за доли секунды); 2) устранение «окон» и поздних стартов у учеников; 3) локальный поиск с парными обменами через инкрементальный индекс (дельта за O(1) вместо полного пересчёта); 4) фазы разрушения-восстановления и балансировки; 5) финальный контроль авторитетным валидатором — при хоть одном жёстком нарушении результат отклоняется.</w:t>
+        <w:t>Написана на C#, платформа .NET, окна WPF, база SQLite. Решатель CP-SAT от Google плюс свой локальный поиск. Сначала жадный старт, вся школа за доли секунды, физкультуру и языки ставит первыми, им теснее всех. Потом ремонт, дни сдвигаются в блоки без дыр. Потом поиск тысячами мелких ходов, переставить или обменять. Цена хода считается быстрой формулой, не полным пересчётом, поэтому быстро. Потом пересборка рваных дней. В конце независимая проверка, хоть одно жёсткое нарушение и результат в мусор. Плохое расписание выдать невозможно физически.</w:t>
       </w:r>
     </w:p>
     <w:p>
@@ -438,7 +450,7 @@
         <w:jc w:val="both"/>
       </w:pPr>
       <w:r>
-        <w:t>Ключевые проектные решения. Топ-5 разнообразных вариантов: похожие решения не вытесняют разные (контроль разнообразия). Объяснимость: каждый вариант оценивается словами («Отличное», «Хорошее», «Требует внимания») с указанием трёх главных причин и виновников (класс, учитель, день). Безопасная ручная правка: каждый ход заранее оценивается (можно, можно с ухудшением, запрещено с причиной). Детерминизм: тот же seed даёт тот же результат, поэтому любой замер воспроизводим. Инкрементальный индекс доказан тестом паритета: дельта хода всегда равна полному пересчёту (сотни случайных ходов и обменов).</w:t>
+        <w:t>Три вещи, которыми горжусь. Первая, пять непохожих вариантов, похожие не вытесняют разные. Вторая, объяснение словами вместо цифры, с виновниками. Третья, повторяемость, тот же запуск даёт то же самое, всё проверяется. Быстрая формула равна полному пересчёту, доказано тестами на сотнях ходов. Есть длинный режим на десять минут, он сшивает тощие дни, пакует учителей плотно, ровняет смены.</w:t>
       </w:r>
     </w:p>
     <w:p>
@@ -447,7 +459,7 @@
         <w:jc w:val="both"/>
       </w:pPr>
       <w:r>
-        <w:t>Пример объяснения варианта из программы: «Оценка — Хорошее. Основное: окна учителей (12). Что улучшить: 1) класс 7Б, среда — третья физкультура подряд; 2) учитель Петрова — 27 ч/нед при норме 25; 3) класс 9А, пятница — два тяжёлых подряд». Каждую строку можно проверить в редакторе расписания.</w:t>
+        <w:t>Пример из программы. Оценка Хорошее. Главное, окна учителей (12). Что улучшить. Первое, у 7Б в среду третья физкультура подряд. Второе, у Петровой 27 часов при норме 25. Третье, у 9А в пятницу два тяжёлых подряд. Каждую строку видно в редакторе.</w:t>
       </w:r>
     </w:p>
     <w:p>
@@ -458,7 +470,7 @@
         <w:rPr>
           <w:b/>
         </w:rPr>
-        <w:t>4. Эксперимент</w:t>
+        <w:t>4. Замеры</w:t>
       </w:r>
     </w:p>
     <w:p>
@@ -467,7 +479,7 @@
         <w:jc w:val="both"/>
       </w:pPr>
       <w:r>
-        <w:t>Школа-модель: 40 классов, около 100 учителей, 40 кабинетов, 5 дней в две смены, 1196 уроков в неделю. Замеры на фиксированном seed:</w:t>
+        <w:t>Стенд: 40 классов, около сотни учителей, 40 кабинетов, пять дней, две смены, 1196 уроков. Жадный старт за 0,1 секунды, штраф 11599. Конвейер за 18 секунд доводит до 8736, допустимо, ноль жёстких. «Окон» у учеников ноль. Обычный режим на 12 секунд даёт допустимое расписание.</w:t>
       </w:r>
     </w:p>
     <w:tbl>
@@ -567,7 +579,7 @@
               <w:rPr>
                 <w:sz w:val="24"/>
               </w:rPr>
-              <w:t>начальное расписание (0,1 с)</w:t>
+              <w:t>0,1 секунды</w:t>
             </w:r>
           </w:p>
         </w:tc>
@@ -611,7 +623,7 @@
               <w:rPr>
                 <w:sz w:val="24"/>
               </w:rPr>
-              <w:t>допустимо, 0 жёстких (−25%)</w:t>
+              <w:t>допустимо, 0 жёстких</w:t>
             </w:r>
           </w:p>
         </w:tc>
@@ -623,16 +635,7 @@
         <w:jc w:val="both"/>
       </w:pPr>
       <w:r>
-        <w:t>Остаток штрафа — в основном окна учителей и сдвоенные предметы; «окон» у учеников — ноль (финальный ремонт), жёстких нарушений — ноль. Разброс по seed узкий. Режим «Стандарт» (12 секунд) даёт допустимое расписание без «окон» у учеников; режим «Топ» (~10 минут с доводкой) — минимум окон.</w:t>
-      </w:r>
-    </w:p>
-    <w:p>
-      <w:pPr>
-        <w:ind w:firstLine="709"/>
-        <w:jc w:val="both"/>
-      </w:pPr>
-      <w:r>
-        <w:t>Проверка на реальных данных своей школы (5–11-е классы, 24 класса, 769 часов в неделю, оцифровано с фото висящего расписания; учителя настоящие + доборы до нормы 25 ч). Движок-автомат: 74 окна учителей при нуле нарушений (идеальный штат). Живой штат 52 учителя: grind-кампания 285 → 162 окна (−43%); школа — 140, прежний ручной рекорд — 134. Разрыв со школой — в упаковке сдвоенных дней, работа продолжается.</w:t>
+        <w:t>Главная проверка, школа на 24 класса. Учителя настоящие, часы настоящие. Автомат: 74 окна учителей, ноль нарушений, штат полный. Живой штат из 52 человек: долгая доводка дала 162 окна вместо 285 в начале, это минус 43 процента. У школы 140, старый ручной рекорд 134. Разрыв сидит в сдвоенных днях, работа идёт, не прячу.</w:t>
       </w:r>
     </w:p>
     <w:tbl>
@@ -704,7 +707,7 @@
                 <w:b/>
                 <w:sz w:val="24"/>
               </w:rPr>
-              <w:t>Движок grind (живой штат)</w:t>
+              <w:t>Движок (живой штат)</w:t>
             </w:r>
           </w:p>
         </w:tc>
@@ -890,7 +893,7 @@
         <w:jc w:val="both"/>
       </w:pPr>
       <w:r>
-        <w:t>Надёжность: 435 автоматических тестов, 0 падений (5 пропусков — заранее объявленные: карантин tight-фикстуры, две разовые генерации и две долгие grind-кампании). Тесты покрывают валидатор, решатель, подгруппы, паритет индекса, импорт-экспорт и полный цикл «шаблон — импорт — генерация — правка — Excel».</w:t>
+        <w:t>Надёжность: 438 автоматических тестов, ноль падений, пять пропусков (все объявлены заранее: карантин одной фикстуры, две разовые генерации, две долгие доводки). Проверены валидатор, решатель, подгруппы, паритет индекса, импорт, экспорт и весь путь от шаблона до Excel.</w:t>
       </w:r>
     </w:p>
     <w:p>
@@ -901,7 +904,7 @@
         <w:rPr>
           <w:b/>
         </w:rPr>
-        <w:t>5. Апробация и план пилота</w:t>
+        <w:t>5. Нормы</w:t>
       </w:r>
     </w:p>
     <w:p>
@@ -910,7 +913,7 @@
         <w:jc w:val="both"/>
       </w:pPr>
       <w:r>
-        <w:t>Сделано: рабочая программа (установка одним файлом, запуск без интернета), демо-набор для показа за одну минуту, оцифровка реального расписания СШ № 8 (5–11-е классы), код открыт под лицензией MIT.</w:t>
+        <w:t>Трудности предметов взял из школьного сборника норм. Таблица 3 (изменение Минздрава номер 35) даёт баллы от 12 у математики до 3 у физкультуры. Моя шкала от 1 до 10, это баллы минус два, тяжёлое начинается с 7. Тяжёлыми вышли математика, иностранный, языки, физика и химия. Такие уроки уходят с краёв и собираются в пик.</w:t>
       </w:r>
     </w:p>
     <w:p>
@@ -919,7 +922,16 @@
         <w:jc w:val="both"/>
       </w:pPr>
       <w:r>
-        <w:t>План пилота во 2-й четверти (по договорённости с научным руководителем): 1) получить у завуча реальную нагрузку в Excel; 2) прогнать генерацию целиком и показать по этапам; 3) составить таблицу «было — стало» (время работы завуча, «окна» учеников и учителей); 4) получить отзыв школы. Семь школьных правил из раздела 2 уже внедрены в программу и будут проверены пилотом.</w:t>
+        <w:t>Недельные нормы классов тоже оттуда (максимум с факультативами): 5-е 27, 6-е 30, 7-е 30, 8-е 31, 9-е 33, 10-е 34, 11-е 34. Сверил с постановлением номер 75. Пик вторник, среда, пятница для старших подтверждён требованиями Совмина номер 525. Нашёл неприятное: суммы типовых планов выше базовых норм почти везде, а 5-е (29 часов), 7-е (32) и 8-е (33) бьют даже потолок. Программа это подсвечивает, разбираться с завучем.</w:t>
+      </w:r>
+    </w:p>
+    <w:p>
+      <w:pPr>
+        <w:ind w:firstLine="709"/>
+        <w:jc w:val="both"/>
+      </w:pPr>
+      <w:r>
+        <w:t>Про профили отдельно. В 10А и 11А разные предметы идут парами, например английский и химия в один слот, каждый ученик на своём. Поэтому 42 часа в строках не перегруз, а два трека. Программа это понимает.</w:t>
       </w:r>
     </w:p>
     <w:p>
@@ -930,7 +942,7 @@
         <w:rPr>
           <w:b/>
         </w:rPr>
-        <w:t>6. Заключение</w:t>
+        <w:t>6. Что дальше</w:t>
       </w:r>
     </w:p>
     <w:p>
@@ -939,7 +951,7 @@
         <w:jc w:val="both"/>
       </w:pPr>
       <w:r>
-        <w:t>Создан рабочий прототип, который за секунды строит допустимое расписание большой двухсменной школы без «окон» у учеников, предлагает пять объяснённых вариантов и позволяет безопасно править вручную. Новизна: связка «скорость + пять вариантов + объяснимость + бесплатность + русскоязычность + школьные правила двухсменки» в одном offline-инструменте. Следующий шаг — пилот в своей школе и таблица «было — стало».</w:t>
+        <w:t>Готово: программа одним файлом, без интернета, демо за минуту, расписание школы оцифровано, код открыт под лицензией MIT. План на вторую четверть: взять у завуча живую нагрузку, прогнать всё целиком, сделать таблицу было и стало, взять отзыв школы. Семь правил уже внутри, пилот проверит.</w:t>
       </w:r>
     </w:p>
     <w:p>
@@ -948,7 +960,7 @@
         <w:jc w:val="both"/>
       </w:pPr>
       <w:r>
-        <w:t>Честные ограничения (зафиксированы и в программе): результат — «лучшее найденное», не «оптимальное»; санитарные нормы в программе требуют сверки с текстами НПА и не заявляются как юридический факт; ИИ-ассистент использовался как инструмент (постановка задачи, модель ограничений, замеры и решения — авторские, что подтверждается журналами работ, решений и замеров в репозитории; любой фрагмент кода автор может объяснить).</w:t>
+        <w:t>Ограничения честно. Результат всегда «лучшее найденное», не «оптимальное». СанПиН требует сверки с текстами, юрфактом не заявляю. Пар без синхрона и замен на больничный пока нет, в планах. Про помощника: постановка, модель, замеры и решения мои, это видно по журналам в репозитории. ИИ был инструментом вроде компилятора, любой кусок кода объясню.</w:t>
       </w:r>
     </w:p>
     <w:p>
@@ -968,7 +980,7 @@
         <w:jc w:val="both"/>
       </w:pPr>
       <w:r>
-        <w:t>1. Положение об образовательной смене УО «Национальный детский технопарк» (ndtp.by). 2. Документация Google OR-Tools CP-SAT. 3. Документация FET (L. Lalescu). 4. Санитарные нормы и правила № 206 (2012) и № 35 (2017) — блок в программе помечен как требующий сверки. 5. Типовые учебные планы Министерства образования РБ № 47/2024, № 75/2025, № 104/2026.</w:t>
+        <w:t>1. Положение об образовательной смене НДТП, сайт ndtp.by, https://ndtp.by. 2. Документация решателя Google OR-Tools CP-SAT, https://developers.google.com/optimization. 3. Документация конструктора расписаний FET, https://lalescu.ro/liviu/fet/. 4. СанПиН номер 206 (2012) и изменение номер 35 (2017), тексты на https://pravo.by. 5. Типовые учебные планы Минобразования номер 47/2024, номер 75/2025, номер 104/2026, https://adu.by. 6. Санэпид требования Совмина номер 525, https://pravo.by. 7. Письмо Минобразования на 2026/2027 год, https://edu.gov.by.</w:t>
       </w:r>
     </w:p>
     <w:sectPr>
